--- a/src/report_layout/AppraisalOutcomeLetter.docx
+++ b/src/report_layout/AppraisalOutcomeLetter.docx
@@ -259,7 +259,7 @@
             <w:p>
               <w:pPr>
                 <w:pBdr>
-                  <w:bottom w:val="single" w:sz="12" w:space="1" w:color="C68A14"/>
+                  <w:bottom w:val="single" w:color="C68A14" w:sz="12" w:space="1"/>
                 </w:pBdr>
                 <w:spacing w:after="160"/>
                 <w:rPr>
@@ -271,12 +271,12 @@
               <w:tblPr>
                 <w:tblW w:w="10080" w:type="dxa"/>
                 <w:tblBorders>
-                  <w:top w:val="single" w:sz="4" w:space="0" w:color="D4D9DC"/>
-                  <w:left w:val="single" w:sz="4" w:space="0" w:color="D4D9DC"/>
-                  <w:bottom w:val="single" w:sz="4" w:space="0" w:color="D4D9DC"/>
-                  <w:right w:val="single" w:sz="4" w:space="0" w:color="D4D9DC"/>
-                  <w:insideH w:val="single" w:sz="4" w:space="0" w:color="D4D9DC"/>
-                  <w:insideV w:val="single" w:sz="4" w:space="0" w:color="D4D9DC"/>
+                  <w:top w:val="single" w:color="D4D9DC" w:sz="4" w:space="0"/>
+                  <w:left w:val="single" w:color="D4D9DC" w:sz="4" w:space="0"/>
+                  <w:bottom w:val="single" w:color="D4D9DC" w:sz="4" w:space="0"/>
+                  <w:right w:val="single" w:color="D4D9DC" w:sz="4" w:space="0"/>
+                  <w:insideH w:val="single" w:color="D4D9DC" w:sz="4" w:space="0"/>
+                  <w:insideV w:val="single" w:color="D4D9DC" w:sz="4" w:space="0"/>
                 </w:tblBorders>
                 <w:tblLayout w:type="fixed"/>
                 <w:tblCellMar>
@@ -301,7 +301,7 @@
                   <w:tcPr>
                     <w:tcW w:w="1480" w:type="dxa"/>
                     <w:tcBorders>
-                      <w:bottom w:val="single" w:sz="4" w:space="0" w:color="D4D9DC"/>
+                      <w:bottom w:val="single" w:color="D4D9DC" w:sz="4" w:space="0"/>
                     </w:tcBorders>
                     <w:shd w:val="clear" w:color="auto" w:fill="EAF3EE"/>
                     <w:vAlign w:val="center"/>
@@ -329,7 +329,7 @@
                   <w:tcPr>
                     <w:tcW w:w="3560" w:type="dxa"/>
                     <w:tcBorders>
-                      <w:bottom w:val="single" w:sz="4" w:space="0" w:color="D4D9DC"/>
+                      <w:bottom w:val="single" w:color="D4D9DC" w:sz="4" w:space="0"/>
                     </w:tcBorders>
                     <w:shd w:val="clear" w:color="auto" w:fill="FFFFFF"/>
                     <w:vAlign w:val="center"/>
@@ -369,7 +369,7 @@
                   <w:tcPr>
                     <w:tcW w:w="1480" w:type="dxa"/>
                     <w:tcBorders>
-                      <w:bottom w:val="single" w:sz="4" w:space="0" w:color="D4D9DC"/>
+                      <w:bottom w:val="single" w:color="D4D9DC" w:sz="4" w:space="0"/>
                     </w:tcBorders>
                     <w:shd w:val="clear" w:color="auto" w:fill="EAF3EE"/>
                     <w:vAlign w:val="center"/>
@@ -397,7 +397,7 @@
                   <w:tcPr>
                     <w:tcW w:w="3560" w:type="dxa"/>
                     <w:tcBorders>
-                      <w:bottom w:val="single" w:sz="4" w:space="0" w:color="D4D9DC"/>
+                      <w:bottom w:val="single" w:color="D4D9DC" w:sz="4" w:space="0"/>
                     </w:tcBorders>
                     <w:shd w:val="clear" w:color="auto" w:fill="FFFFFF"/>
                     <w:vAlign w:val="center"/>
@@ -877,12 +877,12 @@
               <w:tblPr>
                 <w:tblW w:w="10080" w:type="dxa"/>
                 <w:tblBorders>
-                  <w:top w:val="single" w:sz="4" w:space="0" w:color="D4D9DC"/>
-                  <w:left w:val="single" w:sz="4" w:space="0" w:color="D4D9DC"/>
-                  <w:bottom w:val="single" w:sz="4" w:space="0" w:color="D4D9DC"/>
-                  <w:right w:val="single" w:sz="4" w:space="0" w:color="D4D9DC"/>
-                  <w:insideH w:val="single" w:sz="4" w:space="0" w:color="D4D9DC"/>
-                  <w:insideV w:val="single" w:sz="4" w:space="0" w:color="D4D9DC"/>
+                  <w:top w:val="single" w:color="D4D9DC" w:sz="4" w:space="0"/>
+                  <w:left w:val="single" w:color="D4D9DC" w:sz="4" w:space="0"/>
+                  <w:bottom w:val="single" w:color="D4D9DC" w:sz="4" w:space="0"/>
+                  <w:right w:val="single" w:color="D4D9DC" w:sz="4" w:space="0"/>
+                  <w:insideH w:val="single" w:color="D4D9DC" w:sz="4" w:space="0"/>
+                  <w:insideV w:val="single" w:color="D4D9DC" w:sz="4" w:space="0"/>
                 </w:tblBorders>
                 <w:tblLayout w:type="fixed"/>
                 <w:tblCellMar>
@@ -907,7 +907,7 @@
                   <w:tcPr>
                     <w:tcW w:w="1800" w:type="dxa"/>
                     <w:tcBorders>
-                      <w:bottom w:val="single" w:sz="4" w:space="0" w:color="D4D9DC"/>
+                      <w:bottom w:val="single" w:color="D4D9DC" w:sz="4" w:space="0"/>
                     </w:tcBorders>
                     <w:shd w:val="clear" w:color="auto" w:fill="F7F1DF"/>
                     <w:vAlign w:val="center"/>
@@ -935,7 +935,7 @@
                   <w:tcPr>
                     <w:tcW w:w="3240" w:type="dxa"/>
                     <w:tcBorders>
-                      <w:bottom w:val="single" w:sz="4" w:space="0" w:color="D4D9DC"/>
+                      <w:bottom w:val="single" w:color="D4D9DC" w:sz="4" w:space="0"/>
                     </w:tcBorders>
                     <w:shd w:val="clear" w:color="auto" w:fill="FFFFFF"/>
                     <w:vAlign w:val="center"/>
@@ -975,7 +975,7 @@
                   <w:tcPr>
                     <w:tcW w:w="1800" w:type="dxa"/>
                     <w:tcBorders>
-                      <w:bottom w:val="single" w:sz="4" w:space="0" w:color="D4D9DC"/>
+                      <w:bottom w:val="single" w:color="D4D9DC" w:sz="4" w:space="0"/>
                     </w:tcBorders>
                     <w:shd w:val="clear" w:color="auto" w:fill="F7F1DF"/>
                     <w:vAlign w:val="center"/>
@@ -1003,7 +1003,7 @@
                   <w:tcPr>
                     <w:tcW w:w="3240" w:type="dxa"/>
                     <w:tcBorders>
-                      <w:bottom w:val="single" w:sz="4" w:space="0" w:color="D4D9DC"/>
+                      <w:bottom w:val="single" w:color="D4D9DC" w:sz="4" w:space="0"/>
                     </w:tcBorders>
                     <w:shd w:val="clear" w:color="auto" w:fill="FFFFFF"/>
                     <w:vAlign w:val="center"/>
@@ -3250,6 +3250,61 @@
 <file path=customXml/item1.xml>��< ? x m l   v e r s i o n = " 1 . 0 "   e n c o d i n g = " u t f - 1 6 " ? > < N a v W o r d R e p o r t X m l P a r t   x m l n s = " u r n : m i c r o s o f t - d y n a m i c s - n a v / r e p o r t s / A p p r a i s a l _ O u t c o m e _ L e t t e r / 5 2 3 9 3 / " > < A p p r a i s a l O u t c o m e > < A p p r a i s a l N o > A p p r a i s a l N o < / A p p r a i s a l N o > < A p p r a i s a l P e r i o d > A p p r a i s a l P e r i o d < / A p p r a i s a l P e r i o d > < C o m p a n y A d d r e s s > C o m p a n y A d d r e s s < / C o m p a n y A d d r e s s > < C o m p a n y A d d r e s s 2 > C o m p a n y A d d r e s s 2 < / C o m p a n y A d d r e s s 2 > < C o m p a n y C i t y > C o m p a n y C i t y < / C o m p a n y C i t y > < C o m p a n y E m a i l > C o m p a n y E m a i l < / C o m p a n y E m a i l > < C o m p a n y N a m e > C o m p a n y N a m e < / C o m p a n y N a m e > < C o m p a n y P h o n e > C o m p a n y P h o n e < / C o m p a n y P h o n e > < C o m p a n y P h o n e N o > C o m p a n y P h o n e N o < / C o m p a n y P h o n e N o > < D e p a r t m e n t C o d e > D e p a r t m e n t C o d e < / D e p a r t m e n t C o d e > < E m p l o y e e N a m e > E m p l o y e e N a m e < / E m p l o y e e N a m e > < E m p l o y e e N o > E m p l o y e e N o < / E m p l o y e e N o > < G r a d e > G r a d e < / G r a d e > < I s s u e D a t e > I s s u e D a t e < / I s s u e D a t e > < I s s u e d B y > I s s u e d B y < / I s s u e d B y > < J o b T i t l e > J o b T i t l e < / J o b T i t l e > < L e t t e r B o d y > L e t t e r B o d y < / L e t t e r B o d y > < O u t c o m e T y p e > O u t c o m e T y p e < / O u t c o m e T y p e > < R a t i n g > R a t i n g < / R a t i n g > < R e v i e w P e r i o d C o d e > R e v i e w P e r i o d C o d e < / R e v i e w P e r i o d C o d e > < S u b j e c t > S u b j e c t < / S u b j e c t > < / A p p r a i s a l O u t c o m e > < / N a v W o r d R e p o r t X m l P a r t > 
 </file>
 
+<file path=customXml/item2.xml>��< ? x m l   v e r s i o n = " 1 . 0 "   e n c o d i n g = " u t f - 1 6 " ? > + 
+ < N a v W o r d R e p o r t X m l P a r t   x m l n s = " u r n : m i c r o s o f t - d y n a m i c s - b u s i n e s s c e n t r a l / i n t e r n a l / e x t e n d e d / r e p o r t s / A p p r a i s a l _ O u t c o m e _ L e t t e r / 5 2 3 9 3 / " > + 
+     < T o o l t i p s   / > + 
+     < A p p r a i s a l O u t c o m e   E l e m e n t T y p e = " D a t a I t e m "   E l e m e n t I d = " 2 7 5 9 0 2 2 2 6 " > + 
+         < A p p r a i s a l N o   E l e m e n t T y p e = " C o l u m n "   E l e m e n t I d = " 7 5 6 8 9 6 9 5 1 "   D a t a T y p e = " C o d e " > A p p r a i s a l N o < / A p p r a i s a l N o > + 
+         < A p p r a i s a l P e r i o d   E l e m e n t T y p e = " C o l u m n "   E l e m e n t I d = " 6 7 0 7 1 1 9 8 9 "   D a t a T y p e = " C o d e " > A p p r a i s a l P e r i o d < / A p p r a i s a l P e r i o d > + 
+         < C o m p a n y A d d r e s s   E l e m e n t T y p e = " C o l u m n "   E l e m e n t I d = " 1 0 1 8 8 7 5 7 4 0 "   D a t a T y p e = " T e x t " > C o m p a n y A d d r e s s < / C o m p a n y A d d r e s s > + 
+         < C o m p a n y A d d r e s s 2   E l e m e n t T y p e = " C o l u m n "   E l e m e n t I d = " 1 2 4 6 4 6 7 7 0 6 "   D a t a T y p e = " T e x t " > C o m p a n y A d d r e s s 2 < / C o m p a n y A d d r e s s 2 > + 
+         < C o m p a n y C i t y   E l e m e n t T y p e = " C o l u m n "   E l e m e n t I d = " 6 1 1 7 9 7 7 9 5 "   D a t a T y p e = " T e x t " > C o m p a n y C i t y < / C o m p a n y C i t y > + 
+         < C o m p a n y E m a i l   E l e m e n t T y p e = " C o l u m n "   E l e m e n t I d = " 1 0 7 9 8 1 3 5 4 6 "   D a t a T y p e = " T e x t " > C o m p a n y E m a i l < / C o m p a n y E m a i l > + 
+         < C o m p a n y N a m e   E l e m e n t T y p e = " C o l u m n "   E l e m e n t I d = " 1 5 9 5 4 7 7 3 9 5 "   D a t a T y p e = " T e x t " > C o m p a n y N a m e < / C o m p a n y N a m e > + 
+         < C o m p a n y P h o n e   E l e m e n t T y p e = " C o l u m n "   E l e m e n t I d = " 1 0 4 3 9 3 9 6 0 6 "   D a t a T y p e = " T e x t " > C o m p a n y P h o n e < / C o m p a n y P h o n e > + 
+         < C o m p a n y P h o n e N o   E l e m e n t T y p e = " C o l u m n "   E l e m e n t I d = " 2 5 0 4 4 0 6 5 5 "   D a t a T y p e = " T e x t " > C o m p a n y P h o n e N o < / C o m p a n y P h o n e N o > + 
+         < D e p a r t m e n t C o d e   E l e m e n t T y p e = " C o l u m n "   E l e m e n t I d = " 1 2 3 6 6 9 3 3 4 0 "   D a t a T y p e = " C o d e " > D e p a r t m e n t C o d e < / D e p a r t m e n t C o d e > + 
+         < E m p l o y e e N a m e   E l e m e n t T y p e = " C o l u m n "   E l e m e n t I d = " 1 2 8 6 7 8 4 2 3 2 "   D a t a T y p e = " T e x t " > E m p l o y e e N a m e < / E m p l o y e e N a m e > + 
+         < E m p l o y e e N o   E l e m e n t T y p e = " C o l u m n "   E l e m e n t I d = " 3 7 9 1 9 7 9 1 0 "   D a t a T y p e = " C o d e " > E m p l o y e e N o < / E m p l o y e e N o > + 
+         < G r a d e   E l e m e n t T y p e = " C o l u m n "   E l e m e n t I d = " 6 7 0 0 1 0 0 9 6 "   D a t a T y p e = " T e x t " > G r a d e < / G r a d e > + 
+         < I s s u e D a t e   E l e m e n t T y p e = " C o l u m n "   E l e m e n t I d = " 9 3 2 2 8 5 0 3 2 "   D a t a T y p e = " D a t e " > I s s u e D a t e < / I s s u e D a t e > + 
+         < I s s u e d B y   E l e m e n t T y p e = " C o l u m n "   E l e m e n t I d = " 5 6 7 3 6 9 8 4 5 "   D a t a T y p e = " C o d e " > I s s u e d B y < / I s s u e d B y > + 
+         < J o b T i t l e   E l e m e n t T y p e = " C o l u m n "   E l e m e n t I d = " 4 2 5 8 2 1 9 1 8 "   D a t a T y p e = " T e x t " > J o b T i t l e < / J o b T i t l e > + 
+         < L e t t e r B o d y   E l e m e n t T y p e = " C o l u m n "   E l e m e n t I d = " 1 6 7 6 3 3 0 4 1 9 "   D a t a T y p e = " T e x t " > L e t t e r B o d y < / L e t t e r B o d y > + 
+         < O u t c o m e T y p e   E l e m e n t T y p e = " C o l u m n "   E l e m e n t I d = " 1 0 4 7 2 2 2 0 7 3 "   D a t a T y p e = " S t r i n g " > O u t c o m e T y p e < / O u t c o m e T y p e > + 
+         < R a t i n g   E l e m e n t T y p e = " C o l u m n "   E l e m e n t I d = " 5 4 1 9 8 6 2 9 8 "   D a t a T y p e = " D e c i m a l " > R a t i n g < / R a t i n g > + 
+         < R e v i e w P e r i o d C o d e   E l e m e n t T y p e = " C o l u m n "   E l e m e n t I d = " 3 5 7 0 6 4 8 1 "   D a t a T y p e = " C o d e " > R e v i e w P e r i o d C o d e < / R e v i e w P e r i o d C o d e > + 
+         < S u b j e c t   E l e m e n t T y p e = " C o l u m n "   E l e m e n t I d = " 9 1 3 3 5 8 9 4 3 "   D a t a T y p e = " T e x t " > S u b j e c t < / S u b j e c t > + 
+     < / A p p r a i s a l O u t c o m e > + 
+ < / N a v W o r d R e p o r t X m l P a r t > 
+</file>
+
 <file path=customXml/itemProps1.xml><?xml version="1.0" encoding="utf-8"?>
 <ds:datastoreItem xmlns:ds="http://schemas.openxmlformats.org/officeDocument/2006/customXml" ds:itemID="{175125D5-7AAB-4975-85D1-E1AD90033E64}">
   <ds:schemaRefs>
